--- a/tcc-documentacao/Planejamento/planilhas/RELATÓRIO DE ATIVIDADES DESENVOLVIDAS NO TCC.docx
+++ b/tcc-documentacao/Planejamento/planilhas/RELATÓRIO DE ATIVIDADES DESENVOLVIDAS NO TCC.docx
@@ -1098,19 +1098,11 @@
               <w:jc w:val="center"/>
             </w:pPr>
             <w:r>
-              <w:t xml:space="preserve">Atividade Desenvolvida </w:t>
-            </w:r>
-            <w:r>
-              <w:t>–</w:t>
-            </w:r>
-            <w:r>
-              <w:t xml:space="preserve"> </w:t>
-            </w:r>
-            <w:proofErr w:type="gramStart"/>
+              <w:t xml:space="preserve">Atividade Desenvolvida – </w:t>
+            </w:r>
             <w:r>
               <w:t>Setembro</w:t>
             </w:r>
-            <w:proofErr w:type="gramEnd"/>
             <w:r>
               <w:t xml:space="preserve"> – semana 02</w:t>
             </w:r>
@@ -1174,18 +1166,13 @@
               <w:t>Design do sit</w:t>
             </w:r>
             <w:r>
-              <w:t>e/Dicionário</w:t>
+              <w:t xml:space="preserve">e/Dicionário de </w:t>
+            </w:r>
+            <w:r>
+              <w:t>dados</w:t>
             </w:r>
             <w:bookmarkStart w:id="0" w:name="_GoBack"/>
             <w:bookmarkEnd w:id="0"/>
-            <w:r>
-              <w:t xml:space="preserve"> de </w:t>
-            </w:r>
-            <w:proofErr w:type="spellStart"/>
-            <w:r>
-              <w:t>daods</w:t>
-            </w:r>
-            <w:proofErr w:type="spellEnd"/>
           </w:p>
         </w:tc>
       </w:tr>
@@ -1309,6 +1296,225 @@
         <w:jc w:val="center"/>
       </w:pPr>
     </w:p>
+    <w:tbl>
+      <w:tblPr>
+        <w:tblStyle w:val="Tabelacomgrade"/>
+        <w:tblpPr w:leftFromText="141" w:rightFromText="141" w:vertAnchor="text" w:horzAnchor="margin" w:tblpXSpec="center" w:tblpY="-61"/>
+        <w:tblW w:w="10065" w:type="dxa"/>
+        <w:tblLook w:val="04A0" w:firstRow="1" w:lastRow="0" w:firstColumn="1" w:lastColumn="0" w:noHBand="0" w:noVBand="1"/>
+      </w:tblPr>
+      <w:tblGrid>
+        <w:gridCol w:w="1985"/>
+        <w:gridCol w:w="8080"/>
+      </w:tblGrid>
+      <w:tr>
+        <w:tc>
+          <w:tcPr>
+            <w:tcW w:w="1985" w:type="dxa"/>
+          </w:tcPr>
+          <w:p>
+            <w:pPr>
+              <w:jc w:val="center"/>
+            </w:pPr>
+            <w:r>
+              <w:t>Integrantes</w:t>
+            </w:r>
+          </w:p>
+        </w:tc>
+        <w:tc>
+          <w:tcPr>
+            <w:tcW w:w="8080" w:type="dxa"/>
+          </w:tcPr>
+          <w:p>
+            <w:pPr>
+              <w:jc w:val="center"/>
+            </w:pPr>
+            <w:r>
+              <w:t>Atividade Desenvolvida – Setembro – semana 0</w:t>
+            </w:r>
+            <w:r>
+              <w:t>3</w:t>
+            </w:r>
+          </w:p>
+        </w:tc>
+      </w:tr>
+      <w:tr>
+        <w:trPr>
+          <w:trHeight w:val="229"/>
+        </w:trPr>
+        <w:tc>
+          <w:tcPr>
+            <w:tcW w:w="1985" w:type="dxa"/>
+          </w:tcPr>
+          <w:p>
+            <w:pPr>
+              <w:jc w:val="center"/>
+            </w:pPr>
+            <w:r>
+              <w:t>Felipe Rodrigo</w:t>
+            </w:r>
+          </w:p>
+        </w:tc>
+        <w:tc>
+          <w:tcPr>
+            <w:tcW w:w="8080" w:type="dxa"/>
+          </w:tcPr>
+          <w:p>
+            <w:pPr>
+              <w:jc w:val="center"/>
+            </w:pPr>
+            <w:r>
+              <w:t>Design Perfil web</w:t>
+            </w:r>
+          </w:p>
+        </w:tc>
+      </w:tr>
+      <w:tr>
+        <w:tc>
+          <w:tcPr>
+            <w:tcW w:w="1985" w:type="dxa"/>
+          </w:tcPr>
+          <w:p>
+            <w:pPr>
+              <w:jc w:val="center"/>
+            </w:pPr>
+            <w:r>
+              <w:t>Felipe Rodrigues</w:t>
+            </w:r>
+          </w:p>
+        </w:tc>
+        <w:tc>
+          <w:tcPr>
+            <w:tcW w:w="8080" w:type="dxa"/>
+          </w:tcPr>
+          <w:p>
+            <w:pPr>
+              <w:jc w:val="center"/>
+            </w:pPr>
+          </w:p>
+        </w:tc>
+      </w:tr>
+      <w:tr>
+        <w:tc>
+          <w:tcPr>
+            <w:tcW w:w="1985" w:type="dxa"/>
+          </w:tcPr>
+          <w:p>
+            <w:pPr>
+              <w:jc w:val="center"/>
+            </w:pPr>
+            <w:r>
+              <w:t>Lucas Braz</w:t>
+            </w:r>
+          </w:p>
+        </w:tc>
+        <w:tc>
+          <w:tcPr>
+            <w:tcW w:w="8080" w:type="dxa"/>
+          </w:tcPr>
+          <w:p>
+            <w:pPr>
+              <w:jc w:val="center"/>
+            </w:pPr>
+            <w:r>
+              <w:t>Finalização do Index</w:t>
+            </w:r>
+          </w:p>
+        </w:tc>
+      </w:tr>
+      <w:tr>
+        <w:tc>
+          <w:tcPr>
+            <w:tcW w:w="1985" w:type="dxa"/>
+          </w:tcPr>
+          <w:p>
+            <w:pPr>
+              <w:jc w:val="center"/>
+            </w:pPr>
+            <w:r>
+              <w:t>Valter Tertuliano</w:t>
+            </w:r>
+          </w:p>
+        </w:tc>
+        <w:tc>
+          <w:tcPr>
+            <w:tcW w:w="8080" w:type="dxa"/>
+          </w:tcPr>
+          <w:p>
+            <w:pPr>
+              <w:jc w:val="center"/>
+            </w:pPr>
+            <w:r>
+              <w:t>Mapa de site/ Tela Cadastro</w:t>
+            </w:r>
+          </w:p>
+        </w:tc>
+      </w:tr>
+      <w:tr>
+        <w:tc>
+          <w:tcPr>
+            <w:tcW w:w="1985" w:type="dxa"/>
+          </w:tcPr>
+          <w:p>
+            <w:pPr>
+              <w:jc w:val="center"/>
+            </w:pPr>
+            <w:r>
+              <w:t>Joshua</w:t>
+            </w:r>
+          </w:p>
+        </w:tc>
+        <w:tc>
+          <w:tcPr>
+            <w:tcW w:w="8080" w:type="dxa"/>
+          </w:tcPr>
+          <w:p>
+            <w:pPr>
+              <w:jc w:val="center"/>
+            </w:pPr>
+            <w:r>
+              <w:t>Desenvolvendo app mobile</w:t>
+            </w:r>
+          </w:p>
+        </w:tc>
+      </w:tr>
+      <w:tr>
+        <w:tc>
+          <w:tcPr>
+            <w:tcW w:w="1985" w:type="dxa"/>
+          </w:tcPr>
+          <w:p>
+            <w:pPr>
+              <w:jc w:val="center"/>
+            </w:pPr>
+            <w:r>
+              <w:t>Gabriel Andrade</w:t>
+            </w:r>
+          </w:p>
+        </w:tc>
+        <w:tc>
+          <w:tcPr>
+            <w:tcW w:w="8080" w:type="dxa"/>
+          </w:tcPr>
+          <w:p>
+            <w:pPr>
+              <w:jc w:val="center"/>
+            </w:pPr>
+            <w:r>
+              <w:t xml:space="preserve">Banner </w:t>
+            </w:r>
+            <w:proofErr w:type="spellStart"/>
+            <w:r>
+              <w:t>tcc</w:t>
+            </w:r>
+            <w:proofErr w:type="spellEnd"/>
+            <w:r>
+              <w:t xml:space="preserve"> / Pagina mural</w:t>
+            </w:r>
+          </w:p>
+        </w:tc>
+      </w:tr>
+    </w:tbl>
     <w:p>
       <w:pPr>
         <w:tabs>
@@ -2070,9 +2276,12 @@
 </file>
 
 <file path=customXml/item1.xml><?xml version="1.0" encoding="utf-8"?>
-<p:properties xmlns:p="http://schemas.microsoft.com/office/2006/metadata/properties" xmlns:xsi="http://www.w3.org/2001/XMLSchema-instance" xmlns:pc="http://schemas.microsoft.com/office/infopath/2007/PartnerControls">
-  <documentManagement/>
-</p:properties>
+<?mso-contentType ?>
+<FormTemplates xmlns="http://schemas.microsoft.com/sharepoint/v3/contenttype/forms">
+  <Display>DocumentLibraryForm</Display>
+  <Edit>DocumentLibraryForm</Edit>
+  <New>DocumentLibraryForm</New>
+</FormTemplates>
 </file>
 
 <file path=customXml/item2.xml><?xml version="1.0" encoding="utf-8"?>
@@ -2214,19 +2423,15 @@
 </file>
 
 <file path=customXml/item3.xml><?xml version="1.0" encoding="utf-8"?>
-<?mso-contentType ?>
-<FormTemplates xmlns="http://schemas.microsoft.com/sharepoint/v3/contenttype/forms">
-  <Display>DocumentLibraryForm</Display>
-  <Edit>DocumentLibraryForm</Edit>
-  <New>DocumentLibraryForm</New>
-</FormTemplates>
+<p:properties xmlns:p="http://schemas.microsoft.com/office/2006/metadata/properties" xmlns:xsi="http://www.w3.org/2001/XMLSchema-instance" xmlns:pc="http://schemas.microsoft.com/office/infopath/2007/PartnerControls">
+  <documentManagement/>
+</p:properties>
 </file>
 
 <file path=customXml/itemProps1.xml><?xml version="1.0" encoding="utf-8"?>
-<ds:datastoreItem xmlns:ds="http://schemas.openxmlformats.org/officeDocument/2006/customXml" ds:itemID="{4B392212-AAC0-4628-B7C2-D11C50087BFF}">
+<ds:datastoreItem xmlns:ds="http://schemas.openxmlformats.org/officeDocument/2006/customXml" ds:itemID="{9EFEB32B-329B-4D6A-85E0-F850883ED968}">
   <ds:schemaRefs>
-    <ds:schemaRef ds:uri="http://schemas.microsoft.com/office/2006/metadata/properties"/>
-    <ds:schemaRef ds:uri="http://schemas.microsoft.com/office/infopath/2007/PartnerControls"/>
+    <ds:schemaRef ds:uri="http://schemas.microsoft.com/sharepoint/v3/contenttype/forms"/>
   </ds:schemaRefs>
 </ds:datastoreItem>
 </file>
@@ -2250,9 +2455,10 @@
 </file>
 
 <file path=customXml/itemProps3.xml><?xml version="1.0" encoding="utf-8"?>
-<ds:datastoreItem xmlns:ds="http://schemas.openxmlformats.org/officeDocument/2006/customXml" ds:itemID="{9EFEB32B-329B-4D6A-85E0-F850883ED968}">
+<ds:datastoreItem xmlns:ds="http://schemas.openxmlformats.org/officeDocument/2006/customXml" ds:itemID="{4B392212-AAC0-4628-B7C2-D11C50087BFF}">
   <ds:schemaRefs>
-    <ds:schemaRef ds:uri="http://schemas.microsoft.com/sharepoint/v3/contenttype/forms"/>
+    <ds:schemaRef ds:uri="http://schemas.microsoft.com/office/2006/metadata/properties"/>
+    <ds:schemaRef ds:uri="http://schemas.microsoft.com/office/infopath/2007/PartnerControls"/>
   </ds:schemaRefs>
 </ds:datastoreItem>
 </file>
--- a/tcc-documentacao/Planejamento/planilhas/RELATÓRIO DE ATIVIDADES DESENVOLVIDAS NO TCC.docx
+++ b/tcc-documentacao/Planejamento/planilhas/RELATÓRIO DE ATIVIDADES DESENVOLVIDAS NO TCC.docx
@@ -1171,8 +1171,6 @@
             <w:r>
               <w:t>dados</w:t>
             </w:r>
-            <w:bookmarkStart w:id="0" w:name="_GoBack"/>
-            <w:bookmarkEnd w:id="0"/>
           </w:p>
         </w:tc>
       </w:tr>
@@ -1330,10 +1328,7 @@
               <w:jc w:val="center"/>
             </w:pPr>
             <w:r>
-              <w:t>Atividade Desenvolvida – Setembro – semana 0</w:t>
-            </w:r>
-            <w:r>
-              <w:t>3</w:t>
+              <w:t>Atividade Desenvolvida – Setembro – semana 03</w:t>
             </w:r>
           </w:p>
         </w:tc>
@@ -1510,6 +1505,238 @@
             <w:proofErr w:type="spellEnd"/>
             <w:r>
               <w:t xml:space="preserve"> / Pagina mural</w:t>
+            </w:r>
+          </w:p>
+        </w:tc>
+      </w:tr>
+    </w:tbl>
+    <w:p>
+      <w:pPr>
+        <w:tabs>
+          <w:tab w:val="left" w:pos="1650"/>
+        </w:tabs>
+        <w:jc w:val="center"/>
+      </w:pPr>
+    </w:p>
+    <w:tbl>
+      <w:tblPr>
+        <w:tblStyle w:val="Tabelacomgrade"/>
+        <w:tblpPr w:leftFromText="141" w:rightFromText="141" w:vertAnchor="text" w:horzAnchor="margin" w:tblpXSpec="center" w:tblpY="-61"/>
+        <w:tblW w:w="10065" w:type="dxa"/>
+        <w:tblLook w:val="04A0" w:firstRow="1" w:lastRow="0" w:firstColumn="1" w:lastColumn="0" w:noHBand="0" w:noVBand="1"/>
+      </w:tblPr>
+      <w:tblGrid>
+        <w:gridCol w:w="1985"/>
+        <w:gridCol w:w="8080"/>
+      </w:tblGrid>
+      <w:tr>
+        <w:tc>
+          <w:tcPr>
+            <w:tcW w:w="1985" w:type="dxa"/>
+          </w:tcPr>
+          <w:p>
+            <w:pPr>
+              <w:jc w:val="center"/>
+            </w:pPr>
+            <w:r>
+              <w:t>Integrantes</w:t>
+            </w:r>
+          </w:p>
+        </w:tc>
+        <w:tc>
+          <w:tcPr>
+            <w:tcW w:w="8080" w:type="dxa"/>
+          </w:tcPr>
+          <w:p>
+            <w:pPr>
+              <w:jc w:val="center"/>
+            </w:pPr>
+            <w:r>
+              <w:t xml:space="preserve">Atividade Desenvolvida – </w:t>
+            </w:r>
+            <w:proofErr w:type="gramStart"/>
+            <w:r>
+              <w:t>Setembro</w:t>
+            </w:r>
+            <w:proofErr w:type="gramEnd"/>
+            <w:r>
+              <w:t xml:space="preserve"> – semana 0</w:t>
+            </w:r>
+            <w:r>
+              <w:t>4</w:t>
+            </w:r>
+          </w:p>
+        </w:tc>
+      </w:tr>
+      <w:tr>
+        <w:trPr>
+          <w:trHeight w:val="229"/>
+        </w:trPr>
+        <w:tc>
+          <w:tcPr>
+            <w:tcW w:w="1985" w:type="dxa"/>
+          </w:tcPr>
+          <w:p>
+            <w:pPr>
+              <w:jc w:val="center"/>
+            </w:pPr>
+            <w:r>
+              <w:t>Felipe Rodrigo</w:t>
+            </w:r>
+          </w:p>
+        </w:tc>
+        <w:tc>
+          <w:tcPr>
+            <w:tcW w:w="8080" w:type="dxa"/>
+          </w:tcPr>
+          <w:p>
+            <w:pPr>
+              <w:jc w:val="center"/>
+            </w:pPr>
+            <w:r>
+              <w:t>D</w:t>
+            </w:r>
+            <w:r>
+              <w:t>ocumentação</w:t>
+            </w:r>
+          </w:p>
+        </w:tc>
+      </w:tr>
+      <w:tr>
+        <w:tc>
+          <w:tcPr>
+            <w:tcW w:w="1985" w:type="dxa"/>
+          </w:tcPr>
+          <w:p>
+            <w:pPr>
+              <w:jc w:val="center"/>
+            </w:pPr>
+            <w:r>
+              <w:t>Felipe Rodrigues</w:t>
+            </w:r>
+          </w:p>
+        </w:tc>
+        <w:tc>
+          <w:tcPr>
+            <w:tcW w:w="8080" w:type="dxa"/>
+          </w:tcPr>
+          <w:p>
+            <w:pPr>
+              <w:jc w:val="center"/>
+            </w:pPr>
+          </w:p>
+        </w:tc>
+      </w:tr>
+      <w:tr>
+        <w:tc>
+          <w:tcPr>
+            <w:tcW w:w="1985" w:type="dxa"/>
+          </w:tcPr>
+          <w:p>
+            <w:pPr>
+              <w:jc w:val="center"/>
+            </w:pPr>
+            <w:r>
+              <w:t>Lucas Braz</w:t>
+            </w:r>
+          </w:p>
+        </w:tc>
+        <w:tc>
+          <w:tcPr>
+            <w:tcW w:w="8080" w:type="dxa"/>
+          </w:tcPr>
+          <w:p>
+            <w:pPr>
+              <w:jc w:val="center"/>
+            </w:pPr>
+            <w:r>
+              <w:t>Pagina mural design</w:t>
+            </w:r>
+          </w:p>
+        </w:tc>
+      </w:tr>
+      <w:tr>
+        <w:tc>
+          <w:tcPr>
+            <w:tcW w:w="1985" w:type="dxa"/>
+          </w:tcPr>
+          <w:p>
+            <w:pPr>
+              <w:jc w:val="center"/>
+            </w:pPr>
+            <w:r>
+              <w:t>Valter Tertuliano</w:t>
+            </w:r>
+          </w:p>
+        </w:tc>
+        <w:tc>
+          <w:tcPr>
+            <w:tcW w:w="8080" w:type="dxa"/>
+          </w:tcPr>
+          <w:p>
+            <w:pPr>
+              <w:jc w:val="center"/>
+            </w:pPr>
+            <w:r>
+              <w:t>Mapa de site/ Tela Cadastro</w:t>
+            </w:r>
+          </w:p>
+        </w:tc>
+      </w:tr>
+      <w:tr>
+        <w:tc>
+          <w:tcPr>
+            <w:tcW w:w="1985" w:type="dxa"/>
+          </w:tcPr>
+          <w:p>
+            <w:pPr>
+              <w:jc w:val="center"/>
+            </w:pPr>
+            <w:r>
+              <w:t>Joshua</w:t>
+            </w:r>
+          </w:p>
+        </w:tc>
+        <w:tc>
+          <w:tcPr>
+            <w:tcW w:w="8080" w:type="dxa"/>
+          </w:tcPr>
+          <w:p>
+            <w:pPr>
+              <w:jc w:val="center"/>
+            </w:pPr>
+            <w:r>
+              <w:t>Desenvolvendo app mobile</w:t>
+            </w:r>
+          </w:p>
+        </w:tc>
+      </w:tr>
+      <w:tr>
+        <w:tc>
+          <w:tcPr>
+            <w:tcW w:w="1985" w:type="dxa"/>
+          </w:tcPr>
+          <w:p>
+            <w:pPr>
+              <w:jc w:val="center"/>
+            </w:pPr>
+            <w:r>
+              <w:t>Gabriel Andrade</w:t>
+            </w:r>
+          </w:p>
+        </w:tc>
+        <w:tc>
+          <w:tcPr>
+            <w:tcW w:w="8080" w:type="dxa"/>
+          </w:tcPr>
+          <w:p>
+            <w:pPr>
+              <w:jc w:val="center"/>
+            </w:pPr>
+            <w:bookmarkStart w:id="0" w:name="_GoBack"/>
+            <w:bookmarkEnd w:id="0"/>
+            <w:r>
+              <w:t>Pagina mural</w:t>
             </w:r>
           </w:p>
         </w:tc>
@@ -2285,6 +2512,12 @@
 </file>
 
 <file path=customXml/item2.xml><?xml version="1.0" encoding="utf-8"?>
+<p:properties xmlns:p="http://schemas.microsoft.com/office/2006/metadata/properties" xmlns:xsi="http://www.w3.org/2001/XMLSchema-instance" xmlns:pc="http://schemas.microsoft.com/office/infopath/2007/PartnerControls">
+  <documentManagement/>
+</p:properties>
+</file>
+
+<file path=customXml/item3.xml><?xml version="1.0" encoding="utf-8"?>
 <ct:contentTypeSchema xmlns:ct="http://schemas.microsoft.com/office/2006/metadata/contentType" xmlns:ma="http://schemas.microsoft.com/office/2006/metadata/properties/metaAttributes" ct:_="" ma:_="" ma:contentTypeName="Documento" ma:contentTypeID="0x010100336936D1B5E4C54EA94FFF58B25542D5" ma:contentTypeVersion="3" ma:contentTypeDescription="Crie um novo documento." ma:contentTypeScope="" ma:versionID="893c58ea87f33e8f3683e5d1cc038821">
   <xsd:schema xmlns:xsd="http://www.w3.org/2001/XMLSchema" xmlns:xs="http://www.w3.org/2001/XMLSchema" xmlns:p="http://schemas.microsoft.com/office/2006/metadata/properties" xmlns:ns2="a97ea620-bd91-4936-8934-7957480f18b3" targetNamespace="http://schemas.microsoft.com/office/2006/metadata/properties" ma:root="true" ma:fieldsID="e9b9583c7d831f47a41f051ce7769757" ns2:_="">
     <xsd:import namespace="a97ea620-bd91-4936-8934-7957480f18b3"/>
@@ -2422,12 +2655,6 @@
 </ct:contentTypeSchema>
 </file>
 
-<file path=customXml/item3.xml><?xml version="1.0" encoding="utf-8"?>
-<p:properties xmlns:p="http://schemas.microsoft.com/office/2006/metadata/properties" xmlns:xsi="http://www.w3.org/2001/XMLSchema-instance" xmlns:pc="http://schemas.microsoft.com/office/infopath/2007/PartnerControls">
-  <documentManagement/>
-</p:properties>
-</file>
-
 <file path=customXml/itemProps1.xml><?xml version="1.0" encoding="utf-8"?>
 <ds:datastoreItem xmlns:ds="http://schemas.openxmlformats.org/officeDocument/2006/customXml" ds:itemID="{9EFEB32B-329B-4D6A-85E0-F850883ED968}">
   <ds:schemaRefs>
@@ -2437,6 +2664,15 @@
 </file>
 
 <file path=customXml/itemProps2.xml><?xml version="1.0" encoding="utf-8"?>
+<ds:datastoreItem xmlns:ds="http://schemas.openxmlformats.org/officeDocument/2006/customXml" ds:itemID="{4B392212-AAC0-4628-B7C2-D11C50087BFF}">
+  <ds:schemaRefs>
+    <ds:schemaRef ds:uri="http://schemas.microsoft.com/office/2006/metadata/properties"/>
+    <ds:schemaRef ds:uri="http://schemas.microsoft.com/office/infopath/2007/PartnerControls"/>
+  </ds:schemaRefs>
+</ds:datastoreItem>
+</file>
+
+<file path=customXml/itemProps3.xml><?xml version="1.0" encoding="utf-8"?>
 <ds:datastoreItem xmlns:ds="http://schemas.openxmlformats.org/officeDocument/2006/customXml" ds:itemID="{1D4A746C-5C76-4866-A195-D3EAC620E47A}">
   <ds:schemaRefs>
     <ds:schemaRef ds:uri="http://schemas.microsoft.com/office/2006/metadata/contentType"/>
@@ -2452,13 +2688,4 @@
     <ds:schemaRef ds:uri="http://schemas.microsoft.com/internal/obd"/>
   </ds:schemaRefs>
 </ds:datastoreItem>
-</file>
-
-<file path=customXml/itemProps3.xml><?xml version="1.0" encoding="utf-8"?>
-<ds:datastoreItem xmlns:ds="http://schemas.openxmlformats.org/officeDocument/2006/customXml" ds:itemID="{4B392212-AAC0-4628-B7C2-D11C50087BFF}">
-  <ds:schemaRefs>
-    <ds:schemaRef ds:uri="http://schemas.microsoft.com/office/2006/metadata/properties"/>
-    <ds:schemaRef ds:uri="http://schemas.microsoft.com/office/infopath/2007/PartnerControls"/>
-  </ds:schemaRefs>
-</ds:datastoreItem>
 </file>
--- a/tcc-documentacao/Planejamento/planilhas/RELATÓRIO DE ATIVIDADES DESENVOLVIDAS NO TCC.docx
+++ b/tcc-documentacao/Planejamento/planilhas/RELATÓRIO DE ATIVIDADES DESENVOLVIDAS NO TCC.docx
@@ -1554,16 +1554,13 @@
             <w:r>
               <w:t xml:space="preserve">Atividade Desenvolvida – </w:t>
             </w:r>
-            <w:proofErr w:type="gramStart"/>
-            <w:r>
-              <w:t>Setembro</w:t>
-            </w:r>
-            <w:proofErr w:type="gramEnd"/>
-            <w:r>
-              <w:t xml:space="preserve"> – semana 0</w:t>
-            </w:r>
-            <w:r>
-              <w:t>4</w:t>
+            <w:bookmarkStart w:id="0" w:name="_GoBack"/>
+            <w:bookmarkEnd w:id="0"/>
+            <w:r>
+              <w:t>setembro</w:t>
+            </w:r>
+            <w:r>
+              <w:t xml:space="preserve"> – semana 04</w:t>
             </w:r>
           </w:p>
         </w:tc>
@@ -1594,10 +1591,7 @@
               <w:jc w:val="center"/>
             </w:pPr>
             <w:r>
-              <w:t>D</w:t>
-            </w:r>
-            <w:r>
-              <w:t>ocumentação</w:t>
+              <w:t>Documentação</w:t>
             </w:r>
           </w:p>
         </w:tc>
@@ -1733,8 +1727,820 @@
             <w:pPr>
               <w:jc w:val="center"/>
             </w:pPr>
-            <w:bookmarkStart w:id="0" w:name="_GoBack"/>
-            <w:bookmarkEnd w:id="0"/>
+            <w:r>
+              <w:t>Pagina mural</w:t>
+            </w:r>
+          </w:p>
+        </w:tc>
+      </w:tr>
+    </w:tbl>
+    <w:p>
+      <w:pPr>
+        <w:tabs>
+          <w:tab w:val="left" w:pos="1650"/>
+        </w:tabs>
+        <w:jc w:val="center"/>
+      </w:pPr>
+    </w:p>
+    <w:tbl>
+      <w:tblPr>
+        <w:tblStyle w:val="Tabelacomgrade"/>
+        <w:tblpPr w:leftFromText="141" w:rightFromText="141" w:vertAnchor="text" w:horzAnchor="margin" w:tblpXSpec="center" w:tblpY="-61"/>
+        <w:tblW w:w="10065" w:type="dxa"/>
+        <w:tblLook w:val="04A0" w:firstRow="1" w:lastRow="0" w:firstColumn="1" w:lastColumn="0" w:noHBand="0" w:noVBand="1"/>
+      </w:tblPr>
+      <w:tblGrid>
+        <w:gridCol w:w="1985"/>
+        <w:gridCol w:w="8080"/>
+      </w:tblGrid>
+      <w:tr>
+        <w:tc>
+          <w:tcPr>
+            <w:tcW w:w="1985" w:type="dxa"/>
+          </w:tcPr>
+          <w:p>
+            <w:pPr>
+              <w:jc w:val="center"/>
+            </w:pPr>
+            <w:r>
+              <w:t>Integrantes</w:t>
+            </w:r>
+          </w:p>
+        </w:tc>
+        <w:tc>
+          <w:tcPr>
+            <w:tcW w:w="8080" w:type="dxa"/>
+          </w:tcPr>
+          <w:p>
+            <w:pPr>
+              <w:jc w:val="center"/>
+            </w:pPr>
+            <w:r>
+              <w:t xml:space="preserve">Atividade Desenvolvida – </w:t>
+            </w:r>
+            <w:r>
+              <w:t>outubro</w:t>
+            </w:r>
+            <w:r>
+              <w:t xml:space="preserve"> – semana 0</w:t>
+            </w:r>
+            <w:r>
+              <w:t>1</w:t>
+            </w:r>
+          </w:p>
+        </w:tc>
+      </w:tr>
+      <w:tr>
+        <w:trPr>
+          <w:trHeight w:val="229"/>
+        </w:trPr>
+        <w:tc>
+          <w:tcPr>
+            <w:tcW w:w="1985" w:type="dxa"/>
+          </w:tcPr>
+          <w:p>
+            <w:pPr>
+              <w:jc w:val="center"/>
+            </w:pPr>
+            <w:r>
+              <w:t>Felipe Rodrigo</w:t>
+            </w:r>
+          </w:p>
+        </w:tc>
+        <w:tc>
+          <w:tcPr>
+            <w:tcW w:w="8080" w:type="dxa"/>
+          </w:tcPr>
+          <w:p>
+            <w:pPr>
+              <w:jc w:val="center"/>
+            </w:pPr>
+            <w:r>
+              <w:t>Restruturação do banco</w:t>
+            </w:r>
+          </w:p>
+        </w:tc>
+      </w:tr>
+      <w:tr>
+        <w:tc>
+          <w:tcPr>
+            <w:tcW w:w="1985" w:type="dxa"/>
+          </w:tcPr>
+          <w:p>
+            <w:pPr>
+              <w:jc w:val="center"/>
+            </w:pPr>
+            <w:r>
+              <w:t>Lucas Braz</w:t>
+            </w:r>
+          </w:p>
+        </w:tc>
+        <w:tc>
+          <w:tcPr>
+            <w:tcW w:w="8080" w:type="dxa"/>
+          </w:tcPr>
+          <w:p>
+            <w:pPr>
+              <w:jc w:val="center"/>
+            </w:pPr>
+            <w:r>
+              <w:t>Pagina mural</w:t>
+            </w:r>
+            <w:r>
+              <w:t>/denuncia</w:t>
+            </w:r>
+          </w:p>
+        </w:tc>
+      </w:tr>
+      <w:tr>
+        <w:tc>
+          <w:tcPr>
+            <w:tcW w:w="1985" w:type="dxa"/>
+          </w:tcPr>
+          <w:p>
+            <w:pPr>
+              <w:jc w:val="center"/>
+            </w:pPr>
+            <w:r>
+              <w:t>Valter Tertuliano</w:t>
+            </w:r>
+          </w:p>
+        </w:tc>
+        <w:tc>
+          <w:tcPr>
+            <w:tcW w:w="8080" w:type="dxa"/>
+          </w:tcPr>
+          <w:p>
+            <w:pPr>
+              <w:jc w:val="center"/>
+            </w:pPr>
+            <w:r>
+              <w:t>Mapa de site/ Tela Cadastro</w:t>
+            </w:r>
+          </w:p>
+        </w:tc>
+      </w:tr>
+      <w:tr>
+        <w:tc>
+          <w:tcPr>
+            <w:tcW w:w="1985" w:type="dxa"/>
+          </w:tcPr>
+          <w:p>
+            <w:pPr>
+              <w:jc w:val="center"/>
+            </w:pPr>
+            <w:r>
+              <w:t>Joshua</w:t>
+            </w:r>
+          </w:p>
+        </w:tc>
+        <w:tc>
+          <w:tcPr>
+            <w:tcW w:w="8080" w:type="dxa"/>
+          </w:tcPr>
+          <w:p>
+            <w:pPr>
+              <w:jc w:val="center"/>
+            </w:pPr>
+            <w:r>
+              <w:t>Desenvolvendo app mobile</w:t>
+            </w:r>
+          </w:p>
+        </w:tc>
+      </w:tr>
+      <w:tr>
+        <w:tc>
+          <w:tcPr>
+            <w:tcW w:w="1985" w:type="dxa"/>
+          </w:tcPr>
+          <w:p>
+            <w:pPr>
+              <w:jc w:val="center"/>
+            </w:pPr>
+            <w:r>
+              <w:t>Gabriel Andrade</w:t>
+            </w:r>
+          </w:p>
+        </w:tc>
+        <w:tc>
+          <w:tcPr>
+            <w:tcW w:w="8080" w:type="dxa"/>
+          </w:tcPr>
+          <w:p>
+            <w:pPr>
+              <w:jc w:val="center"/>
+            </w:pPr>
+          </w:p>
+        </w:tc>
+      </w:tr>
+    </w:tbl>
+    <w:p>
+      <w:pPr>
+        <w:tabs>
+          <w:tab w:val="left" w:pos="1650"/>
+        </w:tabs>
+        <w:jc w:val="center"/>
+      </w:pPr>
+    </w:p>
+    <w:tbl>
+      <w:tblPr>
+        <w:tblStyle w:val="Tabelacomgrade"/>
+        <w:tblpPr w:leftFromText="141" w:rightFromText="141" w:vertAnchor="text" w:horzAnchor="margin" w:tblpXSpec="center" w:tblpY="-61"/>
+        <w:tblW w:w="10065" w:type="dxa"/>
+        <w:tblLook w:val="04A0" w:firstRow="1" w:lastRow="0" w:firstColumn="1" w:lastColumn="0" w:noHBand="0" w:noVBand="1"/>
+      </w:tblPr>
+      <w:tblGrid>
+        <w:gridCol w:w="1985"/>
+        <w:gridCol w:w="8080"/>
+      </w:tblGrid>
+      <w:tr>
+        <w:tc>
+          <w:tcPr>
+            <w:tcW w:w="1985" w:type="dxa"/>
+          </w:tcPr>
+          <w:p>
+            <w:pPr>
+              <w:jc w:val="center"/>
+            </w:pPr>
+            <w:r>
+              <w:t>Integrantes</w:t>
+            </w:r>
+          </w:p>
+        </w:tc>
+        <w:tc>
+          <w:tcPr>
+            <w:tcW w:w="8080" w:type="dxa"/>
+          </w:tcPr>
+          <w:p>
+            <w:pPr>
+              <w:jc w:val="center"/>
+            </w:pPr>
+            <w:r>
+              <w:t xml:space="preserve">Atividade Desenvolvida – </w:t>
+            </w:r>
+            <w:r>
+              <w:t>outubro</w:t>
+            </w:r>
+            <w:r>
+              <w:t>– semana 0</w:t>
+            </w:r>
+            <w:r>
+              <w:t>2</w:t>
+            </w:r>
+          </w:p>
+        </w:tc>
+      </w:tr>
+      <w:tr>
+        <w:trPr>
+          <w:trHeight w:val="229"/>
+        </w:trPr>
+        <w:tc>
+          <w:tcPr>
+            <w:tcW w:w="1985" w:type="dxa"/>
+          </w:tcPr>
+          <w:p>
+            <w:pPr>
+              <w:jc w:val="center"/>
+            </w:pPr>
+            <w:r>
+              <w:t>Felipe Rodrigo</w:t>
+            </w:r>
+          </w:p>
+        </w:tc>
+        <w:tc>
+          <w:tcPr>
+            <w:tcW w:w="8080" w:type="dxa"/>
+          </w:tcPr>
+          <w:p>
+            <w:pPr>
+              <w:jc w:val="center"/>
+            </w:pPr>
+            <w:r>
+              <w:t xml:space="preserve">Listagem de </w:t>
+            </w:r>
+            <w:proofErr w:type="spellStart"/>
+            <w:r>
+              <w:t>denuncias</w:t>
+            </w:r>
+            <w:proofErr w:type="spellEnd"/>
+            <w:r>
+              <w:t xml:space="preserve"> e </w:t>
+            </w:r>
+            <w:proofErr w:type="spellStart"/>
+            <w:r>
+              <w:t>crud</w:t>
+            </w:r>
+            <w:proofErr w:type="spellEnd"/>
+          </w:p>
+        </w:tc>
+      </w:tr>
+      <w:tr>
+        <w:tc>
+          <w:tcPr>
+            <w:tcW w:w="1985" w:type="dxa"/>
+          </w:tcPr>
+          <w:p>
+            <w:pPr>
+              <w:jc w:val="center"/>
+            </w:pPr>
+            <w:r>
+              <w:t>Lucas Braz</w:t>
+            </w:r>
+          </w:p>
+        </w:tc>
+        <w:tc>
+          <w:tcPr>
+            <w:tcW w:w="8080" w:type="dxa"/>
+          </w:tcPr>
+          <w:p>
+            <w:pPr>
+              <w:jc w:val="center"/>
+            </w:pPr>
+            <w:r>
+              <w:t>Pagina mural</w:t>
+            </w:r>
+            <w:r>
+              <w:t xml:space="preserve"> telas adicionais</w:t>
+            </w:r>
+          </w:p>
+        </w:tc>
+      </w:tr>
+      <w:tr>
+        <w:tc>
+          <w:tcPr>
+            <w:tcW w:w="1985" w:type="dxa"/>
+          </w:tcPr>
+          <w:p>
+            <w:pPr>
+              <w:jc w:val="center"/>
+            </w:pPr>
+            <w:r>
+              <w:t>Valter Tertuliano</w:t>
+            </w:r>
+          </w:p>
+        </w:tc>
+        <w:tc>
+          <w:tcPr>
+            <w:tcW w:w="8080" w:type="dxa"/>
+          </w:tcPr>
+          <w:p>
+            <w:pPr>
+              <w:jc w:val="center"/>
+            </w:pPr>
+            <w:r>
+              <w:t>Mapa de site/ Tela Cadastro</w:t>
+            </w:r>
+          </w:p>
+        </w:tc>
+      </w:tr>
+      <w:tr>
+        <w:tc>
+          <w:tcPr>
+            <w:tcW w:w="1985" w:type="dxa"/>
+          </w:tcPr>
+          <w:p>
+            <w:pPr>
+              <w:jc w:val="center"/>
+            </w:pPr>
+            <w:r>
+              <w:t>Joshua</w:t>
+            </w:r>
+          </w:p>
+        </w:tc>
+        <w:tc>
+          <w:tcPr>
+            <w:tcW w:w="8080" w:type="dxa"/>
+          </w:tcPr>
+          <w:p>
+            <w:pPr>
+              <w:jc w:val="center"/>
+            </w:pPr>
+            <w:r>
+              <w:t>Desenvolvendo app mobile</w:t>
+            </w:r>
+          </w:p>
+        </w:tc>
+      </w:tr>
+      <w:tr>
+        <w:tc>
+          <w:tcPr>
+            <w:tcW w:w="1985" w:type="dxa"/>
+          </w:tcPr>
+          <w:p>
+            <w:pPr>
+              <w:jc w:val="center"/>
+            </w:pPr>
+            <w:r>
+              <w:t>Gabriel Andrade</w:t>
+            </w:r>
+          </w:p>
+        </w:tc>
+        <w:tc>
+          <w:tcPr>
+            <w:tcW w:w="8080" w:type="dxa"/>
+          </w:tcPr>
+          <w:p>
+            <w:pPr>
+              <w:jc w:val="center"/>
+            </w:pPr>
+          </w:p>
+        </w:tc>
+      </w:tr>
+    </w:tbl>
+    <w:p>
+      <w:pPr>
+        <w:tabs>
+          <w:tab w:val="left" w:pos="1650"/>
+        </w:tabs>
+        <w:jc w:val="center"/>
+      </w:pPr>
+    </w:p>
+    <w:tbl>
+      <w:tblPr>
+        <w:tblStyle w:val="Tabelacomgrade"/>
+        <w:tblpPr w:leftFromText="141" w:rightFromText="141" w:vertAnchor="text" w:horzAnchor="margin" w:tblpXSpec="center" w:tblpY="-61"/>
+        <w:tblW w:w="10065" w:type="dxa"/>
+        <w:tblLook w:val="04A0" w:firstRow="1" w:lastRow="0" w:firstColumn="1" w:lastColumn="0" w:noHBand="0" w:noVBand="1"/>
+      </w:tblPr>
+      <w:tblGrid>
+        <w:gridCol w:w="1985"/>
+        <w:gridCol w:w="8080"/>
+      </w:tblGrid>
+      <w:tr>
+        <w:tc>
+          <w:tcPr>
+            <w:tcW w:w="1985" w:type="dxa"/>
+          </w:tcPr>
+          <w:p>
+            <w:pPr>
+              <w:jc w:val="center"/>
+            </w:pPr>
+            <w:r>
+              <w:t>Integrantes</w:t>
+            </w:r>
+          </w:p>
+        </w:tc>
+        <w:tc>
+          <w:tcPr>
+            <w:tcW w:w="8080" w:type="dxa"/>
+          </w:tcPr>
+          <w:p>
+            <w:pPr>
+              <w:jc w:val="center"/>
+            </w:pPr>
+            <w:r>
+              <w:t xml:space="preserve">Atividade Desenvolvida – </w:t>
+            </w:r>
+            <w:r>
+              <w:t>outubro</w:t>
+            </w:r>
+            <w:r>
+              <w:t xml:space="preserve"> – semana 0</w:t>
+            </w:r>
+            <w:r>
+              <w:t>3</w:t>
+            </w:r>
+          </w:p>
+        </w:tc>
+      </w:tr>
+      <w:tr>
+        <w:trPr>
+          <w:trHeight w:val="229"/>
+        </w:trPr>
+        <w:tc>
+          <w:tcPr>
+            <w:tcW w:w="1985" w:type="dxa"/>
+          </w:tcPr>
+          <w:p>
+            <w:pPr>
+              <w:jc w:val="center"/>
+            </w:pPr>
+            <w:r>
+              <w:t>Felipe Rodrigo</w:t>
+            </w:r>
+          </w:p>
+        </w:tc>
+        <w:tc>
+          <w:tcPr>
+            <w:tcW w:w="8080" w:type="dxa"/>
+          </w:tcPr>
+          <w:p>
+            <w:pPr>
+              <w:jc w:val="center"/>
+            </w:pPr>
+            <w:r>
+              <w:t>Tela de Perfil</w:t>
+            </w:r>
+          </w:p>
+        </w:tc>
+      </w:tr>
+      <w:tr>
+        <w:tc>
+          <w:tcPr>
+            <w:tcW w:w="1985" w:type="dxa"/>
+          </w:tcPr>
+          <w:p>
+            <w:pPr>
+              <w:jc w:val="center"/>
+            </w:pPr>
+            <w:r>
+              <w:t>Lucas Braz</w:t>
+            </w:r>
+          </w:p>
+        </w:tc>
+        <w:tc>
+          <w:tcPr>
+            <w:tcW w:w="8080" w:type="dxa"/>
+          </w:tcPr>
+          <w:p>
+            <w:pPr>
+              <w:jc w:val="center"/>
+            </w:pPr>
+            <w:r>
+              <w:t>Pagina mur</w:t>
+            </w:r>
+            <w:r>
+              <w:t>al telas adicionais</w:t>
+            </w:r>
+          </w:p>
+        </w:tc>
+      </w:tr>
+      <w:tr>
+        <w:tc>
+          <w:tcPr>
+            <w:tcW w:w="1985" w:type="dxa"/>
+          </w:tcPr>
+          <w:p>
+            <w:pPr>
+              <w:jc w:val="center"/>
+            </w:pPr>
+            <w:r>
+              <w:t>Valter Tertuliano</w:t>
+            </w:r>
+          </w:p>
+        </w:tc>
+        <w:tc>
+          <w:tcPr>
+            <w:tcW w:w="8080" w:type="dxa"/>
+          </w:tcPr>
+          <w:p>
+            <w:pPr>
+              <w:jc w:val="center"/>
+            </w:pPr>
+            <w:r>
+              <w:t>Mapa de site/ Tela Cadastro</w:t>
+            </w:r>
+          </w:p>
+        </w:tc>
+      </w:tr>
+      <w:tr>
+        <w:tc>
+          <w:tcPr>
+            <w:tcW w:w="1985" w:type="dxa"/>
+          </w:tcPr>
+          <w:p>
+            <w:pPr>
+              <w:jc w:val="center"/>
+            </w:pPr>
+            <w:r>
+              <w:t>Joshua</w:t>
+            </w:r>
+          </w:p>
+        </w:tc>
+        <w:tc>
+          <w:tcPr>
+            <w:tcW w:w="8080" w:type="dxa"/>
+          </w:tcPr>
+          <w:p>
+            <w:pPr>
+              <w:jc w:val="center"/>
+            </w:pPr>
+            <w:r>
+              <w:t>Desenvolvendo app mobile</w:t>
+            </w:r>
+          </w:p>
+        </w:tc>
+      </w:tr>
+      <w:tr>
+        <w:tc>
+          <w:tcPr>
+            <w:tcW w:w="1985" w:type="dxa"/>
+          </w:tcPr>
+          <w:p>
+            <w:pPr>
+              <w:jc w:val="center"/>
+            </w:pPr>
+            <w:r>
+              <w:t>Gabriel Andrade</w:t>
+            </w:r>
+          </w:p>
+        </w:tc>
+        <w:tc>
+          <w:tcPr>
+            <w:tcW w:w="8080" w:type="dxa"/>
+          </w:tcPr>
+          <w:p>
+            <w:pPr>
+              <w:jc w:val="center"/>
+            </w:pPr>
+          </w:p>
+        </w:tc>
+      </w:tr>
+    </w:tbl>
+    <w:p>
+      <w:pPr>
+        <w:tabs>
+          <w:tab w:val="left" w:pos="1650"/>
+        </w:tabs>
+        <w:jc w:val="center"/>
+      </w:pPr>
+    </w:p>
+    <w:tbl>
+      <w:tblPr>
+        <w:tblStyle w:val="Tabelacomgrade"/>
+        <w:tblpPr w:leftFromText="141" w:rightFromText="141" w:vertAnchor="text" w:horzAnchor="margin" w:tblpXSpec="center" w:tblpY="-61"/>
+        <w:tblW w:w="10065" w:type="dxa"/>
+        <w:tblLook w:val="04A0" w:firstRow="1" w:lastRow="0" w:firstColumn="1" w:lastColumn="0" w:noHBand="0" w:noVBand="1"/>
+      </w:tblPr>
+      <w:tblGrid>
+        <w:gridCol w:w="1985"/>
+        <w:gridCol w:w="8080"/>
+      </w:tblGrid>
+      <w:tr>
+        <w:tc>
+          <w:tcPr>
+            <w:tcW w:w="1985" w:type="dxa"/>
+          </w:tcPr>
+          <w:p>
+            <w:pPr>
+              <w:jc w:val="center"/>
+            </w:pPr>
+            <w:r>
+              <w:lastRenderedPageBreak/>
+              <w:t>Integrantes</w:t>
+            </w:r>
+          </w:p>
+        </w:tc>
+        <w:tc>
+          <w:tcPr>
+            <w:tcW w:w="8080" w:type="dxa"/>
+          </w:tcPr>
+          <w:p>
+            <w:pPr>
+              <w:jc w:val="center"/>
+            </w:pPr>
+            <w:r>
+              <w:t xml:space="preserve">Atividade Desenvolvida – </w:t>
+            </w:r>
+            <w:r>
+              <w:t>outubro</w:t>
+            </w:r>
+            <w:r>
+              <w:t xml:space="preserve"> – semana 04</w:t>
+            </w:r>
+          </w:p>
+        </w:tc>
+      </w:tr>
+      <w:tr>
+        <w:trPr>
+          <w:trHeight w:val="229"/>
+        </w:trPr>
+        <w:tc>
+          <w:tcPr>
+            <w:tcW w:w="1985" w:type="dxa"/>
+          </w:tcPr>
+          <w:p>
+            <w:pPr>
+              <w:jc w:val="center"/>
+            </w:pPr>
+            <w:r>
+              <w:t>Felipe Rodrigo</w:t>
+            </w:r>
+          </w:p>
+        </w:tc>
+        <w:tc>
+          <w:tcPr>
+            <w:tcW w:w="8080" w:type="dxa"/>
+          </w:tcPr>
+          <w:p>
+            <w:pPr>
+              <w:jc w:val="center"/>
+            </w:pPr>
+            <w:r>
+              <w:t>Documentação</w:t>
+            </w:r>
+          </w:p>
+        </w:tc>
+      </w:tr>
+      <w:tr>
+        <w:tc>
+          <w:tcPr>
+            <w:tcW w:w="1985" w:type="dxa"/>
+          </w:tcPr>
+          <w:p>
+            <w:pPr>
+              <w:jc w:val="center"/>
+            </w:pPr>
+            <w:r>
+              <w:t>Lucas Braz</w:t>
+            </w:r>
+          </w:p>
+        </w:tc>
+        <w:tc>
+          <w:tcPr>
+            <w:tcW w:w="8080" w:type="dxa"/>
+          </w:tcPr>
+          <w:p>
+            <w:pPr>
+              <w:jc w:val="center"/>
+            </w:pPr>
+            <w:r>
+              <w:t xml:space="preserve">Pagina </w:t>
+            </w:r>
+            <w:r>
+              <w:t>sobre e configurações</w:t>
+            </w:r>
+          </w:p>
+        </w:tc>
+      </w:tr>
+      <w:tr>
+        <w:tc>
+          <w:tcPr>
+            <w:tcW w:w="1985" w:type="dxa"/>
+          </w:tcPr>
+          <w:p>
+            <w:pPr>
+              <w:jc w:val="center"/>
+            </w:pPr>
+            <w:r>
+              <w:t>Valter Tertuliano</w:t>
+            </w:r>
+          </w:p>
+        </w:tc>
+        <w:tc>
+          <w:tcPr>
+            <w:tcW w:w="8080" w:type="dxa"/>
+          </w:tcPr>
+          <w:p>
+            <w:pPr>
+              <w:jc w:val="center"/>
+            </w:pPr>
+            <w:r>
+              <w:t>Mapa de site/ Tela Cadastro</w:t>
+            </w:r>
+          </w:p>
+        </w:tc>
+      </w:tr>
+      <w:tr>
+        <w:tc>
+          <w:tcPr>
+            <w:tcW w:w="1985" w:type="dxa"/>
+          </w:tcPr>
+          <w:p>
+            <w:pPr>
+              <w:jc w:val="center"/>
+            </w:pPr>
+            <w:r>
+              <w:t>Joshua</w:t>
+            </w:r>
+          </w:p>
+        </w:tc>
+        <w:tc>
+          <w:tcPr>
+            <w:tcW w:w="8080" w:type="dxa"/>
+          </w:tcPr>
+          <w:p>
+            <w:pPr>
+              <w:jc w:val="center"/>
+            </w:pPr>
+            <w:r>
+              <w:t>Desenvolvendo app mobile</w:t>
+            </w:r>
+          </w:p>
+        </w:tc>
+      </w:tr>
+      <w:tr>
+        <w:tc>
+          <w:tcPr>
+            <w:tcW w:w="1985" w:type="dxa"/>
+          </w:tcPr>
+          <w:p>
+            <w:pPr>
+              <w:jc w:val="center"/>
+            </w:pPr>
+            <w:r>
+              <w:t>Gabriel Andrade</w:t>
+            </w:r>
+          </w:p>
+        </w:tc>
+        <w:tc>
+          <w:tcPr>
+            <w:tcW w:w="8080" w:type="dxa"/>
+          </w:tcPr>
+          <w:p>
+            <w:pPr>
+              <w:jc w:val="center"/>
+            </w:pPr>
             <w:r>
               <w:t>Pagina mural</w:t>
             </w:r>
@@ -2512,12 +3318,6 @@
 </file>
 
 <file path=customXml/item2.xml><?xml version="1.0" encoding="utf-8"?>
-<p:properties xmlns:p="http://schemas.microsoft.com/office/2006/metadata/properties" xmlns:xsi="http://www.w3.org/2001/XMLSchema-instance" xmlns:pc="http://schemas.microsoft.com/office/infopath/2007/PartnerControls">
-  <documentManagement/>
-</p:properties>
-</file>
-
-<file path=customXml/item3.xml><?xml version="1.0" encoding="utf-8"?>
 <ct:contentTypeSchema xmlns:ct="http://schemas.microsoft.com/office/2006/metadata/contentType" xmlns:ma="http://schemas.microsoft.com/office/2006/metadata/properties/metaAttributes" ct:_="" ma:_="" ma:contentTypeName="Documento" ma:contentTypeID="0x010100336936D1B5E4C54EA94FFF58B25542D5" ma:contentTypeVersion="3" ma:contentTypeDescription="Crie um novo documento." ma:contentTypeScope="" ma:versionID="893c58ea87f33e8f3683e5d1cc038821">
   <xsd:schema xmlns:xsd="http://www.w3.org/2001/XMLSchema" xmlns:xs="http://www.w3.org/2001/XMLSchema" xmlns:p="http://schemas.microsoft.com/office/2006/metadata/properties" xmlns:ns2="a97ea620-bd91-4936-8934-7957480f18b3" targetNamespace="http://schemas.microsoft.com/office/2006/metadata/properties" ma:root="true" ma:fieldsID="e9b9583c7d831f47a41f051ce7769757" ns2:_="">
     <xsd:import namespace="a97ea620-bd91-4936-8934-7957480f18b3"/>
@@ -2655,6 +3455,12 @@
 </ct:contentTypeSchema>
 </file>
 
+<file path=customXml/item3.xml><?xml version="1.0" encoding="utf-8"?>
+<p:properties xmlns:p="http://schemas.microsoft.com/office/2006/metadata/properties" xmlns:xsi="http://www.w3.org/2001/XMLSchema-instance" xmlns:pc="http://schemas.microsoft.com/office/infopath/2007/PartnerControls">
+  <documentManagement/>
+</p:properties>
+</file>
+
 <file path=customXml/itemProps1.xml><?xml version="1.0" encoding="utf-8"?>
 <ds:datastoreItem xmlns:ds="http://schemas.openxmlformats.org/officeDocument/2006/customXml" ds:itemID="{9EFEB32B-329B-4D6A-85E0-F850883ED968}">
   <ds:schemaRefs>
@@ -2664,15 +3470,6 @@
 </file>
 
 <file path=customXml/itemProps2.xml><?xml version="1.0" encoding="utf-8"?>
-<ds:datastoreItem xmlns:ds="http://schemas.openxmlformats.org/officeDocument/2006/customXml" ds:itemID="{4B392212-AAC0-4628-B7C2-D11C50087BFF}">
-  <ds:schemaRefs>
-    <ds:schemaRef ds:uri="http://schemas.microsoft.com/office/2006/metadata/properties"/>
-    <ds:schemaRef ds:uri="http://schemas.microsoft.com/office/infopath/2007/PartnerControls"/>
-  </ds:schemaRefs>
-</ds:datastoreItem>
-</file>
-
-<file path=customXml/itemProps3.xml><?xml version="1.0" encoding="utf-8"?>
 <ds:datastoreItem xmlns:ds="http://schemas.openxmlformats.org/officeDocument/2006/customXml" ds:itemID="{1D4A746C-5C76-4866-A195-D3EAC620E47A}">
   <ds:schemaRefs>
     <ds:schemaRef ds:uri="http://schemas.microsoft.com/office/2006/metadata/contentType"/>
@@ -2688,4 +3485,13 @@
     <ds:schemaRef ds:uri="http://schemas.microsoft.com/internal/obd"/>
   </ds:schemaRefs>
 </ds:datastoreItem>
+</file>
+
+<file path=customXml/itemProps3.xml><?xml version="1.0" encoding="utf-8"?>
+<ds:datastoreItem xmlns:ds="http://schemas.openxmlformats.org/officeDocument/2006/customXml" ds:itemID="{4B392212-AAC0-4628-B7C2-D11C50087BFF}">
+  <ds:schemaRefs>
+    <ds:schemaRef ds:uri="http://schemas.microsoft.com/office/2006/metadata/properties"/>
+    <ds:schemaRef ds:uri="http://schemas.microsoft.com/office/infopath/2007/PartnerControls"/>
+  </ds:schemaRefs>
+</ds:datastoreItem>
 </file>